--- a/templates/docx/contracts/by_company/ssk/contract_template.docx
+++ b/templates/docx/contracts/by_company/ssk/contract_template.docx
@@ -1538,7 +1538,7 @@
                 <w:rFonts w:ascii="Times New Roman" w:hAnsi="Times New Roman" w:cs="Times New Roman"/>
                 <w:bCs/>
               </w:rPr>
-              <w:t>{{ company.legal_address_line1 }} {{ company.legal_address_line2 }}</w:t>
+              <w:t xml:space="preserve">{{ company.legal_address }}</w:t>
             </w:r>
           </w:p>
           <w:p>
@@ -1767,7 +1767,7 @@
                 <w:sz w:val="24"/>
                 <w:szCs w:val="24"/>
               </w:rPr>
-              <w:t xml:space="preserve">{{ applicant.home_address_line1 }} {{ applicant.home_address_line2 }}</w:t>
+              <w:t xml:space="preserve">{{ applicant.home_address }}</w:t>
             </w:r>
           </w:p>
           <w:p>
